--- a/src/app/api/cv/generate/template_cv.docx
+++ b/src/app/api/cv/generate/template_cv.docx
@@ -855,81 +855,142 @@
         <w:t>{#pelatihan}</w:t>
       </w:r>
     </w:p>
-    <w:p>
-      <w:pPr>
-        <w:spacing w:before="120" w:after="0" w:line="259" w:lineRule="auto"/>
-        <w:ind w:left="2103" w:hanging="11"/>
-        <w:rPr>
-          <w:szCs w:val="22"/>
-        </w:rPr>
-      </w:pPr>
-      <w:r>
-        <w:rPr>
-          <w:szCs w:val="22"/>
-        </w:rPr>
-        <w:t>{</w:t>
-      </w:r>
-      <w:proofErr w:type="spellStart"/>
-      <w:r>
-        <w:rPr>
-          <w:szCs w:val="22"/>
-        </w:rPr>
-        <w:t>tahun</w:t>
-      </w:r>
-      <w:proofErr w:type="spellEnd"/>
-      <w:r>
-        <w:rPr>
-          <w:szCs w:val="22"/>
-        </w:rPr>
-        <w:t>}: {</w:t>
-      </w:r>
-      <w:proofErr w:type="spellStart"/>
-      <w:r>
-        <w:rPr>
-          <w:szCs w:val="22"/>
-        </w:rPr>
-        <w:t>nama_pelatihan</w:t>
-      </w:r>
-      <w:proofErr w:type="spellEnd"/>
-      <w:r>
-        <w:rPr>
-          <w:szCs w:val="22"/>
-        </w:rPr>
-        <w:t>}, {</w:t>
-      </w:r>
-      <w:proofErr w:type="spellStart"/>
-      <w:r>
-        <w:rPr>
-          <w:szCs w:val="22"/>
-        </w:rPr>
-        <w:t>penyelenggara</w:t>
-      </w:r>
-      <w:proofErr w:type="spellEnd"/>
-      <w:r>
-        <w:rPr>
-          <w:szCs w:val="22"/>
-        </w:rPr>
-        <w:t>}, {</w:t>
-      </w:r>
-      <w:proofErr w:type="spellStart"/>
-      <w:r>
-        <w:rPr>
-          <w:szCs w:val="22"/>
-        </w:rPr>
-        <w:t>lokasi</w:t>
-      </w:r>
-      <w:proofErr w:type="spellEnd"/>
-      <w:r>
-        <w:rPr>
-          <w:szCs w:val="22"/>
-        </w:rPr>
-        <w:t>}</w:t>
-      </w:r>
-    </w:p>
+    <w:tbl>
+      <w:tblPr>
+        <w:tblStyle w:val="TableGrid"/>
+        <w:tblW w:w="0" w:type="auto"/>
+        <w:tblInd w:w="2114" w:type="dxa"/>
+        <w:tblLook w:val="04A0" w:firstRow="1" w:lastRow="0" w:firstColumn="1" w:lastColumn="0" w:noHBand="0" w:noVBand="1"/>
+      </w:tblPr>
+      <w:tblGrid>
+        <w:gridCol w:w="1147"/>
+        <w:gridCol w:w="314"/>
+        <w:gridCol w:w="6315"/>
+      </w:tblGrid>
+      <w:tr>
+        <w:tc>
+          <w:tcPr>
+            <w:tcW w:w="1147" w:type="dxa"/>
+          </w:tcPr>
+          <w:p>
+            <w:pPr>
+              <w:spacing w:before="120" w:after="0" w:line="259" w:lineRule="auto"/>
+              <w:ind w:left="0" w:firstLine="0"/>
+              <w:rPr>
+                <w:szCs w:val="22"/>
+              </w:rPr>
+            </w:pPr>
+            <w:r>
+              <w:rPr>
+                <w:szCs w:val="22"/>
+              </w:rPr>
+              <w:t>{</w:t>
+            </w:r>
+            <w:proofErr w:type="spellStart"/>
+            <w:r>
+              <w:rPr>
+                <w:szCs w:val="22"/>
+              </w:rPr>
+              <w:t>tahun</w:t>
+            </w:r>
+            <w:proofErr w:type="spellEnd"/>
+            <w:r>
+              <w:rPr>
+                <w:szCs w:val="22"/>
+              </w:rPr>
+              <w:t>}</w:t>
+            </w:r>
+          </w:p>
+        </w:tc>
+        <w:tc>
+          <w:tcPr>
+            <w:tcW w:w="314" w:type="dxa"/>
+          </w:tcPr>
+          <w:p>
+            <w:pPr>
+              <w:spacing w:before="120" w:after="0" w:line="259" w:lineRule="auto"/>
+              <w:ind w:left="0" w:firstLine="0"/>
+              <w:jc w:val="center"/>
+              <w:rPr>
+                <w:szCs w:val="22"/>
+              </w:rPr>
+            </w:pPr>
+            <w:r>
+              <w:rPr>
+                <w:szCs w:val="22"/>
+              </w:rPr>
+              <w:t>:</w:t>
+            </w:r>
+          </w:p>
+        </w:tc>
+        <w:tc>
+          <w:tcPr>
+            <w:tcW w:w="6315" w:type="dxa"/>
+          </w:tcPr>
+          <w:p>
+            <w:pPr>
+              <w:spacing w:before="120" w:after="0" w:line="259" w:lineRule="auto"/>
+              <w:ind w:left="0" w:firstLine="0"/>
+              <w:rPr>
+                <w:szCs w:val="22"/>
+              </w:rPr>
+            </w:pPr>
+            <w:r>
+              <w:rPr>
+                <w:szCs w:val="22"/>
+              </w:rPr>
+              <w:t>{</w:t>
+            </w:r>
+            <w:proofErr w:type="spellStart"/>
+            <w:r>
+              <w:rPr>
+                <w:szCs w:val="22"/>
+              </w:rPr>
+              <w:t>nama_pekerjaan</w:t>
+            </w:r>
+            <w:proofErr w:type="spellEnd"/>
+            <w:r>
+              <w:rPr>
+                <w:szCs w:val="22"/>
+              </w:rPr>
+              <w:t>}, {</w:t>
+            </w:r>
+            <w:proofErr w:type="spellStart"/>
+            <w:r>
+              <w:rPr>
+                <w:szCs w:val="22"/>
+              </w:rPr>
+              <w:t>perusahaan</w:t>
+            </w:r>
+            <w:proofErr w:type="spellEnd"/>
+            <w:r>
+              <w:rPr>
+                <w:szCs w:val="22"/>
+              </w:rPr>
+              <w:t>}, {</w:t>
+            </w:r>
+            <w:proofErr w:type="spellStart"/>
+            <w:r>
+              <w:rPr>
+                <w:szCs w:val="22"/>
+              </w:rPr>
+              <w:t>lokasi</w:t>
+            </w:r>
+            <w:proofErr w:type="spellEnd"/>
+            <w:r>
+              <w:rPr>
+                <w:szCs w:val="22"/>
+              </w:rPr>
+              <w:t>}</w:t>
+            </w:r>
+          </w:p>
+        </w:tc>
+      </w:tr>
+    </w:tbl>
     <w:p>
       <w:pPr>
         <w:spacing w:after="0" w:line="259" w:lineRule="auto"/>
-        <w:ind w:left="2100"/>
+        <w:ind w:left="1440" w:firstLine="720"/>
         <w:rPr>
           <w:szCs w:val="22"/>
         </w:rPr>
@@ -1027,117 +1088,142 @@
         <w:t>}</w:t>
       </w:r>
     </w:p>
-    <w:p>
-      <w:pPr>
-        <w:spacing w:before="120" w:after="0" w:line="259" w:lineRule="auto"/>
-        <w:ind w:left="2109" w:hanging="11"/>
-        <w:rPr>
-          <w:szCs w:val="22"/>
-        </w:rPr>
-      </w:pPr>
-      <w:r>
-        <w:rPr>
-          <w:szCs w:val="22"/>
-        </w:rPr>
-        <w:t>{</w:t>
-      </w:r>
-      <w:proofErr w:type="spellStart"/>
-      <w:r>
-        <w:rPr>
-          <w:szCs w:val="22"/>
-        </w:rPr>
-        <w:t>tahun</w:t>
-      </w:r>
-      <w:proofErr w:type="spellEnd"/>
-      <w:r>
-        <w:rPr>
-          <w:szCs w:val="22"/>
-        </w:rPr>
-        <w:t>}</w:t>
-      </w:r>
-      <w:r>
-        <w:rPr>
-          <w:szCs w:val="22"/>
-        </w:rPr>
-        <w:t xml:space="preserve">: </w:t>
-      </w:r>
-      <w:r>
-        <w:rPr>
-          <w:szCs w:val="22"/>
-        </w:rPr>
-        <w:t>{</w:t>
-      </w:r>
-      <w:proofErr w:type="spellStart"/>
-      <w:r>
-        <w:rPr>
-          <w:szCs w:val="22"/>
-        </w:rPr>
-        <w:t>nama_pekerjaan</w:t>
-      </w:r>
-      <w:proofErr w:type="spellEnd"/>
-      <w:r>
-        <w:rPr>
-          <w:szCs w:val="22"/>
-        </w:rPr>
-        <w:t>}</w:t>
-      </w:r>
-      <w:r>
-        <w:rPr>
-          <w:szCs w:val="22"/>
-        </w:rPr>
-        <w:t xml:space="preserve">, </w:t>
-      </w:r>
-      <w:r>
-        <w:rPr>
-          <w:szCs w:val="22"/>
-        </w:rPr>
-        <w:t>{</w:t>
-      </w:r>
-      <w:proofErr w:type="spellStart"/>
-      <w:r>
-        <w:rPr>
-          <w:szCs w:val="22"/>
-        </w:rPr>
-        <w:t>perusahaan</w:t>
-      </w:r>
-      <w:proofErr w:type="spellEnd"/>
-      <w:r>
-        <w:rPr>
-          <w:szCs w:val="22"/>
-        </w:rPr>
-        <w:t>}</w:t>
-      </w:r>
-      <w:r>
-        <w:rPr>
-          <w:szCs w:val="22"/>
-        </w:rPr>
-        <w:t xml:space="preserve">, </w:t>
-      </w:r>
-      <w:r>
-        <w:rPr>
-          <w:szCs w:val="22"/>
-        </w:rPr>
-        <w:t>{</w:t>
-      </w:r>
-      <w:proofErr w:type="spellStart"/>
-      <w:r>
-        <w:rPr>
-          <w:szCs w:val="22"/>
-        </w:rPr>
-        <w:t>lokasi</w:t>
-      </w:r>
-      <w:proofErr w:type="spellEnd"/>
-      <w:r>
-        <w:rPr>
-          <w:szCs w:val="22"/>
-        </w:rPr>
-        <w:t>}</w:t>
-      </w:r>
-    </w:p>
+    <w:tbl>
+      <w:tblPr>
+        <w:tblStyle w:val="TableGrid"/>
+        <w:tblW w:w="0" w:type="auto"/>
+        <w:tblInd w:w="2114" w:type="dxa"/>
+        <w:tblLook w:val="04A0" w:firstRow="1" w:lastRow="0" w:firstColumn="1" w:lastColumn="0" w:noHBand="0" w:noVBand="1"/>
+      </w:tblPr>
+      <w:tblGrid>
+        <w:gridCol w:w="1147"/>
+        <w:gridCol w:w="314"/>
+        <w:gridCol w:w="6315"/>
+      </w:tblGrid>
+      <w:tr>
+        <w:tc>
+          <w:tcPr>
+            <w:tcW w:w="1147" w:type="dxa"/>
+          </w:tcPr>
+          <w:p>
+            <w:pPr>
+              <w:spacing w:before="120" w:after="0" w:line="259" w:lineRule="auto"/>
+              <w:ind w:left="0" w:firstLine="0"/>
+              <w:rPr>
+                <w:szCs w:val="22"/>
+              </w:rPr>
+            </w:pPr>
+            <w:r>
+              <w:rPr>
+                <w:szCs w:val="22"/>
+              </w:rPr>
+              <w:t>{</w:t>
+            </w:r>
+            <w:proofErr w:type="spellStart"/>
+            <w:r>
+              <w:rPr>
+                <w:szCs w:val="22"/>
+              </w:rPr>
+              <w:t>tahun</w:t>
+            </w:r>
+            <w:proofErr w:type="spellEnd"/>
+            <w:r>
+              <w:rPr>
+                <w:szCs w:val="22"/>
+              </w:rPr>
+              <w:t>}</w:t>
+            </w:r>
+          </w:p>
+        </w:tc>
+        <w:tc>
+          <w:tcPr>
+            <w:tcW w:w="314" w:type="dxa"/>
+          </w:tcPr>
+          <w:p>
+            <w:pPr>
+              <w:spacing w:before="120" w:after="0" w:line="259" w:lineRule="auto"/>
+              <w:ind w:left="0" w:firstLine="0"/>
+              <w:jc w:val="center"/>
+              <w:rPr>
+                <w:szCs w:val="22"/>
+              </w:rPr>
+            </w:pPr>
+            <w:r>
+              <w:rPr>
+                <w:szCs w:val="22"/>
+              </w:rPr>
+              <w:t>:</w:t>
+            </w:r>
+          </w:p>
+        </w:tc>
+        <w:tc>
+          <w:tcPr>
+            <w:tcW w:w="6315" w:type="dxa"/>
+          </w:tcPr>
+          <w:p>
+            <w:pPr>
+              <w:spacing w:before="120" w:after="0" w:line="259" w:lineRule="auto"/>
+              <w:ind w:left="0" w:firstLine="0"/>
+              <w:rPr>
+                <w:szCs w:val="22"/>
+              </w:rPr>
+            </w:pPr>
+            <w:r>
+              <w:rPr>
+                <w:szCs w:val="22"/>
+              </w:rPr>
+              <w:t>{</w:t>
+            </w:r>
+            <w:proofErr w:type="spellStart"/>
+            <w:r>
+              <w:rPr>
+                <w:szCs w:val="22"/>
+              </w:rPr>
+              <w:t>nama_pekerjaan</w:t>
+            </w:r>
+            <w:proofErr w:type="spellEnd"/>
+            <w:r>
+              <w:rPr>
+                <w:szCs w:val="22"/>
+              </w:rPr>
+              <w:t>}, {</w:t>
+            </w:r>
+            <w:proofErr w:type="spellStart"/>
+            <w:r>
+              <w:rPr>
+                <w:szCs w:val="22"/>
+              </w:rPr>
+              <w:t>perusahaan</w:t>
+            </w:r>
+            <w:proofErr w:type="spellEnd"/>
+            <w:r>
+              <w:rPr>
+                <w:szCs w:val="22"/>
+              </w:rPr>
+              <w:t>}, {</w:t>
+            </w:r>
+            <w:proofErr w:type="spellStart"/>
+            <w:r>
+              <w:rPr>
+                <w:szCs w:val="22"/>
+              </w:rPr>
+              <w:t>lokasi</w:t>
+            </w:r>
+            <w:proofErr w:type="spellEnd"/>
+            <w:r>
+              <w:rPr>
+                <w:szCs w:val="22"/>
+              </w:rPr>
+              <w:t>}</w:t>
+            </w:r>
+          </w:p>
+        </w:tc>
+      </w:tr>
+    </w:tbl>
     <w:p>
       <w:pPr>
         <w:spacing w:after="0" w:line="259" w:lineRule="auto"/>
-        <w:ind w:left="2110"/>
+        <w:ind w:left="1440" w:firstLine="720"/>
         <w:rPr>
           <w:szCs w:val="22"/>
         </w:rPr>
@@ -1239,40 +1325,11 @@
     <w:p>
       <w:pPr>
         <w:spacing w:after="0" w:line="259" w:lineRule="auto"/>
-        <w:ind w:left="5912" w:firstLine="210"/>
         <w:rPr>
           <w:noProof/>
           <w:szCs w:val="22"/>
         </w:rPr>
       </w:pPr>
-      <w:r>
-        <w:rPr>
-          <w:noProof/>
-          <w:szCs w:val="22"/>
-        </w:rPr>
-        <w:t>{</w:t>
-      </w:r>
-      <w:r>
-        <w:rPr>
-          <w:noProof/>
-          <w:szCs w:val="22"/>
-        </w:rPr>
-        <w:t>%</w:t>
-      </w:r>
-      <w:r>
-        <w:rPr>
-          <w:noProof/>
-          <w:szCs w:val="22"/>
-        </w:rPr>
-        <w:t>qr_signature</w:t>
-      </w:r>
-      <w:r>
-        <w:rPr>
-          <w:noProof/>
-          <w:szCs w:val="22"/>
-        </w:rPr>
-        <w:t>}</w:t>
-      </w:r>
     </w:p>
     <w:p>
       <w:pPr>
@@ -1290,6 +1347,28 @@
         <w:jc w:val="center"/>
         <w:rPr>
           <w:szCs w:val="22"/>
+          <w:u w:val="single" w:color="000000"/>
+        </w:rPr>
+      </w:pPr>
+    </w:p>
+    <w:p>
+      <w:pPr>
+        <w:spacing w:after="0" w:line="259" w:lineRule="auto"/>
+        <w:ind w:left="3390" w:firstLine="210"/>
+        <w:jc w:val="center"/>
+        <w:rPr>
+          <w:szCs w:val="22"/>
+          <w:u w:val="single" w:color="000000"/>
+        </w:rPr>
+      </w:pPr>
+    </w:p>
+    <w:p>
+      <w:pPr>
+        <w:spacing w:after="0" w:line="259" w:lineRule="auto"/>
+        <w:ind w:left="3600" w:firstLine="0"/>
+        <w:jc w:val="center"/>
+        <w:rPr>
+          <w:szCs w:val="22"/>
         </w:rPr>
       </w:pPr>
       <w:r>
@@ -1319,57 +1398,6 @@
     <w:p>
       <w:pPr>
         <w:spacing w:after="0" w:line="259" w:lineRule="auto"/>
-        <w:rPr>
-          <w:szCs w:val="22"/>
-        </w:rPr>
-      </w:pPr>
-    </w:p>
-    <w:p>
-      <w:pPr>
-        <w:spacing w:after="0" w:line="259" w:lineRule="auto"/>
-        <w:ind w:left="0" w:firstLine="0"/>
-        <w:rPr>
-          <w:szCs w:val="22"/>
-        </w:rPr>
-      </w:pPr>
-    </w:p>
-    <w:p>
-      <w:pPr>
-        <w:rPr>
-          <w:szCs w:val="22"/>
-        </w:rPr>
-      </w:pPr>
-    </w:p>
-    <w:p>
-      <w:pPr>
-        <w:rPr>
-          <w:szCs w:val="22"/>
-        </w:rPr>
-      </w:pPr>
-    </w:p>
-    <w:p>
-      <w:pPr>
-        <w:rPr>
-          <w:szCs w:val="22"/>
-        </w:rPr>
-      </w:pPr>
-    </w:p>
-    <w:p>
-      <w:pPr>
-        <w:rPr>
-          <w:szCs w:val="22"/>
-        </w:rPr>
-      </w:pPr>
-    </w:p>
-    <w:p>
-      <w:pPr>
-        <w:rPr>
-          <w:szCs w:val="22"/>
-        </w:rPr>
-      </w:pPr>
-    </w:p>
-    <w:p>
-      <w:pPr>
         <w:rPr>
           <w:szCs w:val="22"/>
         </w:rPr>
@@ -1380,22 +1408,11 @@
         <w:tabs>
           <w:tab w:val="left" w:pos="4693"/>
         </w:tabs>
+        <w:ind w:left="0" w:firstLine="0"/>
         <w:rPr>
           <w:szCs w:val="22"/>
         </w:rPr>
       </w:pPr>
-      <w:r>
-        <w:rPr>
-          <w:szCs w:val="22"/>
-        </w:rPr>
-        <w:tab/>
-      </w:r>
-      <w:r>
-        <w:rPr>
-          <w:szCs w:val="22"/>
-        </w:rPr>
-        <w:tab/>
-      </w:r>
     </w:p>
     <w:sectPr>
       <w:headerReference w:type="even" r:id="rId7"/>
@@ -1405,7 +1422,7 @@
       <w:headerReference w:type="first" r:id="rId11"/>
       <w:footerReference w:type="first" r:id="rId12"/>
       <w:pgSz w:w="12240" w:h="15840"/>
-      <w:pgMar w:top="1440" w:right="537" w:bottom="1440" w:left="1008" w:header="340" w:footer="641" w:gutter="0"/>
+      <w:pgMar w:top="1440" w:right="539" w:bottom="2007" w:left="1009" w:header="340" w:footer="641" w:gutter="0"/>
       <w:cols w:space="720"/>
       <w:docGrid w:linePitch="299"/>
     </w:sectPr>
@@ -1682,6 +1699,7 @@
     <w:r>
       <w:rPr>
         <w:rFonts w:ascii="Times New Roman" w:eastAsia="Times New Roman" w:hAnsi="Times New Roman" w:cs="Times New Roman"/>
+        <w:noProof/>
         <w:sz w:val="24"/>
       </w:rPr>
       <w:drawing>
@@ -3237,7 +3255,7 @@
   <w:style w:type="paragraph" w:default="1" w:styleId="Normal">
     <w:name w:val="Normal"/>
     <w:qFormat/>
-    <w:rsid w:val="001357BB"/>
+    <w:rsid w:val="007C116A"/>
     <w:pPr>
       <w:spacing w:after="5" w:line="255" w:lineRule="auto"/>
       <w:ind w:left="10" w:hanging="10"/>
@@ -3311,6 +3329,25 @@
       <w:color w:val="605E5C"/>
       <w:shd w:val="clear" w:color="auto" w:fill="E1DFDD"/>
     </w:rPr>
+  </w:style>
+  <w:style w:type="table" w:styleId="KisiTabel">
+    <w:name w:val="Table Grid"/>
+    <w:basedOn w:val="TabelNormal"/>
+    <w:uiPriority w:val="39"/>
+    <w:rsid w:val="00947170"/>
+    <w:pPr>
+      <w:spacing w:after="0" w:line="240" w:lineRule="auto"/>
+    </w:pPr>
+    <w:tblPr>
+      <w:tblBorders>
+        <w:top w:val="single" w:sz="4" w:space="0" w:color="auto"/>
+        <w:left w:val="single" w:sz="4" w:space="0" w:color="auto"/>
+        <w:bottom w:val="single" w:sz="4" w:space="0" w:color="auto"/>
+        <w:right w:val="single" w:sz="4" w:space="0" w:color="auto"/>
+        <w:insideH w:val="single" w:sz="4" w:space="0" w:color="auto"/>
+        <w:insideV w:val="single" w:sz="4" w:space="0" w:color="auto"/>
+      </w:tblBorders>
+    </w:tblPr>
   </w:style>
 </w:styles>
 </file>

--- a/src/app/api/cv/generate/template_cv.docx
+++ b/src/app/api/cv/generate/template_cv.docx
@@ -11,21 +11,12 @@
           <w:szCs w:val="22"/>
         </w:rPr>
       </w:pPr>
-      <w:proofErr w:type="gramStart"/>
       <w:r>
         <w:rPr>
           <w:b/>
           <w:szCs w:val="22"/>
         </w:rPr>
-        <w:t>CURRICULUM  VITAE</w:t>
-      </w:r>
-      <w:proofErr w:type="gramEnd"/>
-      <w:r>
-        <w:rPr>
-          <w:b/>
-          <w:szCs w:val="22"/>
-        </w:rPr>
-        <w:t xml:space="preserve"> </w:t>
+        <w:t xml:space="preserve">CURRICULUM  VITAE </w:t>
       </w:r>
     </w:p>
     <w:tbl>
@@ -946,7 +937,13 @@
               <w:rPr>
                 <w:szCs w:val="22"/>
               </w:rPr>
-              <w:t>nama_pekerjaan</w:t>
+              <w:t>nama_pe</w:t>
+            </w:r>
+            <w:r>
+              <w:rPr>
+                <w:szCs w:val="22"/>
+              </w:rPr>
+              <w:t>latihan</w:t>
             </w:r>
             <w:proofErr w:type="spellEnd"/>
             <w:r>
@@ -960,7 +957,13 @@
               <w:rPr>
                 <w:szCs w:val="22"/>
               </w:rPr>
-              <w:t>perusahaan</w:t>
+              <w:t>pe</w:t>
+            </w:r>
+            <w:r>
+              <w:rPr>
+                <w:szCs w:val="22"/>
+              </w:rPr>
+              <w:t>nyelenggara</w:t>
             </w:r>
             <w:proofErr w:type="spellEnd"/>
             <w:r>
@@ -1551,18 +1554,8 @@
         <w:b/>
         <w:sz w:val="18"/>
       </w:rPr>
-      <w:t>PT. Biro Klasifikasi Indonesia (</w:t>
-    </w:r>
-    <w:proofErr w:type="gramStart"/>
-    <w:r>
-      <w:rPr>
-        <w:rFonts w:ascii="Times New Roman" w:eastAsia="Times New Roman" w:hAnsi="Times New Roman" w:cs="Times New Roman"/>
-        <w:b/>
-        <w:sz w:val="18"/>
-      </w:rPr>
-      <w:t xml:space="preserve">Persero)   </w:t>
-    </w:r>
-    <w:proofErr w:type="gramEnd"/>
+      <w:t xml:space="preserve">PT. Biro Klasifikasi Indonesia (Persero)   </w:t>
+    </w:r>
     <w:r>
       <w:rPr>
         <w:rFonts w:ascii="Times New Roman" w:eastAsia="Times New Roman" w:hAnsi="Times New Roman" w:cs="Times New Roman"/>
@@ -1903,18 +1896,8 @@
         <w:b/>
         <w:sz w:val="18"/>
       </w:rPr>
-      <w:t>PT. Biro Klasifikasi Indonesia (</w:t>
-    </w:r>
-    <w:proofErr w:type="gramStart"/>
-    <w:r>
-      <w:rPr>
-        <w:rFonts w:ascii="Times New Roman" w:eastAsia="Times New Roman" w:hAnsi="Times New Roman" w:cs="Times New Roman"/>
-        <w:b/>
-        <w:sz w:val="18"/>
-      </w:rPr>
-      <w:t xml:space="preserve">Persero)   </w:t>
-    </w:r>
-    <w:proofErr w:type="gramEnd"/>
+      <w:t xml:space="preserve">PT. Biro Klasifikasi Indonesia (Persero)   </w:t>
+    </w:r>
     <w:r>
       <w:rPr>
         <w:rFonts w:ascii="Times New Roman" w:eastAsia="Times New Roman" w:hAnsi="Times New Roman" w:cs="Times New Roman"/>
